--- a/downloads/ManhCV.docx
+++ b/downloads/ManhCV.docx
@@ -234,7 +234,7 @@
                       <w:sz w:val="18"/>
                       <w:szCs w:val="18"/>
                     </w:rPr>
-                    <w:t xml:space="preserve">   </w:t>
+                    <w:t xml:space="preserve"> </w:t>
                   </w:r>
                   <w:r>
                     <w:rPr>
@@ -252,7 +252,7 @@
                       <w:sz w:val="18"/>
                       <w:szCs w:val="18"/>
                     </w:rPr>
-                    <w:t xml:space="preserve">, phường Vĩnh </w:t>
+                    <w:t xml:space="preserve">, Vĩnh </w:t>
                   </w:r>
                   <w:r>
                     <w:rPr>
@@ -270,7 +270,25 @@
                       <w:sz w:val="18"/>
                       <w:szCs w:val="18"/>
                     </w:rPr>
-                    <w:t>, Rạch giá, An Giang.</w:t>
+                    <w:t xml:space="preserve">, Rạch </w:t>
+                  </w:r>
+                  <w:r>
+                    <w:rPr>
+                      <w:rFonts w:eastAsia="Arial"/>
+                      <w:color w:val="333333"/>
+                      <w:sz w:val="18"/>
+                      <w:szCs w:val="18"/>
+                    </w:rPr>
+                    <w:t>G</w:t>
+                  </w:r>
+                  <w:r>
+                    <w:rPr>
+                      <w:rFonts w:eastAsia="Arial"/>
+                      <w:color w:val="333333"/>
+                      <w:sz w:val="18"/>
+                      <w:szCs w:val="18"/>
+                    </w:rPr>
+                    <w:t>iá, An Giang.</w:t>
                   </w:r>
                 </w:p>
                 <w:p>
